--- a/6/docs/Теорія прийняття рішень[Лб6].docx
+++ b/6/docs/Теорія прийняття рішень[Лб6].docx
@@ -676,23 +676,7 @@
           <w:sz w:val="28"/>
           <w:szCs w:val="28"/>
         </w:rPr>
-        <w:t>вивчити похідні критерії прийняття рішень та їх застосування у</w:t>
-      </w:r>
-      <w:r>
-        <w:rPr>
-          <w:rFonts w:ascii="Times New Roman" w:eastAsia="Times New Roman" w:hAnsi="Times New Roman" w:cs="Times New Roman"/>
-          <w:sz w:val="28"/>
-          <w:szCs w:val="28"/>
-        </w:rPr>
-        <w:t xml:space="preserve"> </w:t>
-      </w:r>
-      <w:r>
-        <w:rPr>
-          <w:rFonts w:ascii="Times New Roman" w:eastAsia="Times New Roman" w:hAnsi="Times New Roman" w:cs="Times New Roman"/>
-          <w:sz w:val="28"/>
-          <w:szCs w:val="28"/>
-        </w:rPr>
-        <w:t>практичних задачах управління (критерій Гурвіца, критерій Ходжа–</w:t>
+        <w:t>вивчити похідні критерії прийняття рішень та їх застосування у практичних задачах управління (критерій Гурвіца, критерій Ходжа–</w:t>
       </w:r>
       <w:proofErr w:type="spellStart"/>
       <w:r>
@@ -710,23 +694,7 @@
           <w:sz w:val="28"/>
           <w:szCs w:val="28"/>
         </w:rPr>
-        <w:t>,</w:t>
-      </w:r>
-      <w:r>
-        <w:rPr>
-          <w:rFonts w:ascii="Times New Roman" w:eastAsia="Times New Roman" w:hAnsi="Times New Roman" w:cs="Times New Roman"/>
-          <w:sz w:val="28"/>
-          <w:szCs w:val="28"/>
-        </w:rPr>
-        <w:t xml:space="preserve"> </w:t>
-      </w:r>
-      <w:r>
-        <w:rPr>
-          <w:rFonts w:ascii="Times New Roman" w:eastAsia="Times New Roman" w:hAnsi="Times New Roman" w:cs="Times New Roman"/>
-          <w:sz w:val="28"/>
-          <w:szCs w:val="28"/>
-        </w:rPr>
-        <w:t xml:space="preserve">критерій </w:t>
+        <w:t xml:space="preserve">, критерій </w:t>
       </w:r>
       <w:proofErr w:type="spellStart"/>
       <w:r>
@@ -828,8 +796,9 @@
           <w:sz w:val="28"/>
           <w:szCs w:val="28"/>
         </w:rPr>
-        <w:t>прибутки, або збитки. Здійснити вибір оптимального варіанта рішення за</w:t>
-      </w:r>
+        <w:t>прибутки, або збитки. Здійснити вибір оптимального варіанта рішення за допомогою критеріїв Гурвіца, Ходжа–</w:t>
+      </w:r>
+      <w:proofErr w:type="spellStart"/>
       <w:r>
         <w:rPr>
           <w:rFonts w:ascii="Times New Roman" w:eastAsia="Times New Roman" w:hAnsi="Times New Roman" w:cs="Times New Roman"/>
@@ -837,8 +806,9 @@
           <w:sz w:val="28"/>
           <w:szCs w:val="28"/>
         </w:rPr>
-        <w:t xml:space="preserve"> </w:t>
-      </w:r>
+        <w:t>Лемана</w:t>
+      </w:r>
+      <w:proofErr w:type="spellEnd"/>
       <w:r>
         <w:rPr>
           <w:rFonts w:ascii="Times New Roman" w:eastAsia="Times New Roman" w:hAnsi="Times New Roman" w:cs="Times New Roman"/>
@@ -846,7 +816,7 @@
           <w:sz w:val="28"/>
           <w:szCs w:val="28"/>
         </w:rPr>
-        <w:t>допомогою критеріїв Гурвіца, Ходжа–</w:t>
+        <w:t xml:space="preserve">, </w:t>
       </w:r>
       <w:proofErr w:type="spellStart"/>
       <w:r>
@@ -856,7 +826,7 @@
           <w:sz w:val="28"/>
           <w:szCs w:val="28"/>
         </w:rPr>
-        <w:t>Лемана</w:t>
+        <w:t>Гермейєра</w:t>
       </w:r>
       <w:proofErr w:type="spellEnd"/>
       <w:r>
@@ -866,54 +836,7 @@
           <w:sz w:val="28"/>
           <w:szCs w:val="28"/>
         </w:rPr>
-        <w:t xml:space="preserve">, </w:t>
-      </w:r>
-      <w:proofErr w:type="spellStart"/>
-      <w:r>
-        <w:rPr>
-          <w:rFonts w:ascii="Times New Roman" w:eastAsia="Times New Roman" w:hAnsi="Times New Roman" w:cs="Times New Roman"/>
-          <w:color w:val="000009"/>
-          <w:sz w:val="28"/>
-          <w:szCs w:val="28"/>
-        </w:rPr>
-        <w:t>Гермейєра</w:t>
-      </w:r>
-      <w:proofErr w:type="spellEnd"/>
-      <w:r>
-        <w:rPr>
-          <w:rFonts w:ascii="Times New Roman" w:eastAsia="Times New Roman" w:hAnsi="Times New Roman" w:cs="Times New Roman"/>
-          <w:color w:val="000009"/>
-          <w:sz w:val="28"/>
-          <w:szCs w:val="28"/>
-        </w:rPr>
-        <w:t xml:space="preserve"> та добутків, якщо</w:t>
-      </w:r>
-      <w:r>
-        <w:rPr>
-          <w:rFonts w:ascii="Times New Roman" w:eastAsia="Times New Roman" w:hAnsi="Times New Roman" w:cs="Times New Roman"/>
-          <w:color w:val="000009"/>
-          <w:sz w:val="28"/>
-          <w:szCs w:val="28"/>
-        </w:rPr>
-        <w:t xml:space="preserve"> </w:t>
-      </w:r>
-      <w:r>
-        <w:rPr>
-          <w:rFonts w:ascii="Times New Roman" w:eastAsia="Times New Roman" w:hAnsi="Times New Roman" w:cs="Times New Roman"/>
-          <w:color w:val="000009"/>
-          <w:sz w:val="28"/>
-          <w:szCs w:val="28"/>
-        </w:rPr>
-        <w:t>відомо, що розподіл імовірностей</w:t>
-      </w:r>
-      <w:r>
-        <w:rPr>
-          <w:rFonts w:ascii="Times New Roman" w:eastAsia="Times New Roman" w:hAnsi="Times New Roman" w:cs="Times New Roman"/>
-          <w:color w:val="000009"/>
-          <w:sz w:val="28"/>
-          <w:szCs w:val="28"/>
-        </w:rPr>
-        <w:t xml:space="preserve"> </w:t>
+        <w:t xml:space="preserve"> та добутків, якщо відомо, що розподіл імовірностей </w:t>
       </w:r>
       <m:oMath>
         <m:sSub>
@@ -959,16 +882,7 @@
           <w:sz w:val="28"/>
           <w:szCs w:val="28"/>
         </w:rPr>
-        <w:t xml:space="preserve"> появи зовнішніх станів</w:t>
-      </w:r>
-      <w:r>
-        <w:rPr>
-          <w:rFonts w:ascii="Times New Roman" w:eastAsia="Times New Roman" w:hAnsi="Times New Roman" w:cs="Times New Roman"/>
-          <w:color w:val="000009"/>
-          <w:sz w:val="28"/>
-          <w:szCs w:val="28"/>
-        </w:rPr>
-        <w:t xml:space="preserve"> </w:t>
+        <w:t xml:space="preserve"> появи зовнішніх станів </w:t>
       </w:r>
       <m:oMath>
         <m:sSub>
@@ -1023,16 +937,7 @@
           <w:sz w:val="28"/>
           <w:szCs w:val="28"/>
         </w:rPr>
-        <w:t xml:space="preserve"> </w:t>
-      </w:r>
-      <w:r>
-        <w:rPr>
-          <w:rFonts w:ascii="Times New Roman" w:eastAsia="Times New Roman" w:hAnsi="Times New Roman" w:cs="Times New Roman"/>
-          <w:color w:val="000009"/>
-          <w:sz w:val="28"/>
-          <w:szCs w:val="28"/>
-        </w:rPr>
-        <w:t>підпорядковується значенням, що вказані в таблиці додатка Б за варіантами.</w:t>
+        <w:t xml:space="preserve"> підпорядковується значенням, що вказані в таблиці додатка Б за варіантами.</w:t>
       </w:r>
     </w:p>
     <w:p>
@@ -4596,6 +4501,7 @@
         </w:rPr>
         <w:br/>
       </w:r>
+      <w:proofErr w:type="spellStart"/>
       <w:r>
         <w:rPr>
           <w:rFonts w:ascii="Courier New" w:eastAsia="Times New Roman" w:hAnsi="Courier New" w:cs="Courier New"/>
@@ -4606,6 +4512,7 @@
         </w:rPr>
         <w:t>HL</w:t>
       </w:r>
+      <w:proofErr w:type="spellEnd"/>
       <w:r>
         <w:rPr>
           <w:rFonts w:ascii="Courier New" w:eastAsia="Times New Roman" w:hAnsi="Courier New" w:cs="Courier New"/>
@@ -7541,6 +7448,7 @@
           <w:rFonts w:ascii="Times New Roman" w:hAnsi="Times New Roman" w:cs="Times New Roman"/>
           <w:b/>
           <w:bCs/>
+          <w:noProof/>
           <w:sz w:val="28"/>
           <w:szCs w:val="28"/>
         </w:rPr>
@@ -7657,6 +7565,7 @@
       <w:r>
         <w:rPr>
           <w:rFonts w:ascii="Times New Roman" w:hAnsi="Times New Roman" w:cs="Times New Roman"/>
+          <w:noProof/>
           <w:sz w:val="28"/>
           <w:szCs w:val="28"/>
         </w:rPr>
@@ -7745,23 +7654,7 @@
           <w:sz w:val="28"/>
           <w:szCs w:val="28"/>
         </w:rPr>
-        <w:t xml:space="preserve"> – </w:t>
-      </w:r>
-      <w:r>
-        <w:rPr>
-          <w:rFonts w:ascii="Times New Roman" w:hAnsi="Times New Roman" w:cs="Times New Roman"/>
-          <w:sz w:val="28"/>
-          <w:szCs w:val="28"/>
-        </w:rPr>
-        <w:t>Продовження р</w:t>
-      </w:r>
-      <w:r>
-        <w:rPr>
-          <w:rFonts w:ascii="Times New Roman" w:hAnsi="Times New Roman" w:cs="Times New Roman"/>
-          <w:sz w:val="28"/>
-          <w:szCs w:val="28"/>
-        </w:rPr>
-        <w:t>езультат</w:t>
+        <w:t xml:space="preserve"> – Продовження результат</w:t>
       </w:r>
       <w:r>
         <w:rPr>
@@ -7885,6 +7778,22 @@
           <w:szCs w:val="28"/>
         </w:rPr>
         <w:t>, критерій добутків).</w:t>
+      </w:r>
+      <w:r>
+        <w:rPr>
+          <w:rFonts w:ascii="Times New Roman" w:eastAsia="Times New Roman" w:hAnsi="Times New Roman" w:cs="Times New Roman"/>
+          <w:sz w:val="28"/>
+          <w:szCs w:val="28"/>
+        </w:rPr>
+        <w:t xml:space="preserve"> </w:t>
+      </w:r>
+      <w:r>
+        <w:rPr>
+          <w:rFonts w:ascii="Times New Roman" w:eastAsia="Times New Roman" w:hAnsi="Times New Roman" w:cs="Times New Roman"/>
+          <w:sz w:val="28"/>
+          <w:szCs w:val="28"/>
+        </w:rPr>
+        <w:t>З аналізу чотирьох критеріїв стає очевидним, що альтернатива E4 є найбільш стабільним і привабливим варіантом у більшості випадків.</w:t>
       </w:r>
     </w:p>
     <w:p>
@@ -8079,23 +7988,7 @@
           <w:sz w:val="28"/>
           <w:szCs w:val="28"/>
         </w:rPr>
-        <w:t xml:space="preserve">v = 0 </w:t>
-      </w:r>
-      <w:r>
-        <w:rPr>
-          <w:rFonts w:ascii="Times New Roman" w:eastAsia="Times New Roman" w:hAnsi="Times New Roman" w:cs="Times New Roman"/>
-          <w:sz w:val="28"/>
-          <w:szCs w:val="28"/>
-        </w:rPr>
-        <w:t xml:space="preserve">– </w:t>
-      </w:r>
-      <w:r>
-        <w:rPr>
-          <w:rFonts w:ascii="Times New Roman" w:eastAsia="Times New Roman" w:hAnsi="Times New Roman" w:cs="Times New Roman"/>
-          <w:sz w:val="28"/>
-          <w:szCs w:val="28"/>
-        </w:rPr>
-        <w:t>повна довіра ММ-критерію (</w:t>
+        <w:t>v = 0 – повна довіра ММ-критерію (</w:t>
       </w:r>
       <w:proofErr w:type="spellStart"/>
       <w:r>
@@ -8137,23 +8030,7 @@
           <w:sz w:val="28"/>
           <w:szCs w:val="28"/>
         </w:rPr>
-        <w:t xml:space="preserve">v = 1 </w:t>
-      </w:r>
-      <w:r>
-        <w:rPr>
-          <w:rFonts w:ascii="Times New Roman" w:eastAsia="Times New Roman" w:hAnsi="Times New Roman" w:cs="Times New Roman"/>
-          <w:sz w:val="28"/>
-          <w:szCs w:val="28"/>
-        </w:rPr>
-        <w:t xml:space="preserve">– </w:t>
-      </w:r>
-      <w:r>
-        <w:rPr>
-          <w:rFonts w:ascii="Times New Roman" w:eastAsia="Times New Roman" w:hAnsi="Times New Roman" w:cs="Times New Roman"/>
-          <w:sz w:val="28"/>
-          <w:szCs w:val="28"/>
-        </w:rPr>
-        <w:t>повна довіра BL-критерію (математичне сподівання).</w:t>
+        <w:t>v = 1 – повна довіра BL-критерію (математичне сподівання).</w:t>
       </w:r>
     </w:p>
     <w:p>
@@ -8177,23 +8054,7 @@
           <w:sz w:val="28"/>
           <w:szCs w:val="28"/>
         </w:rPr>
-        <w:t xml:space="preserve">Проміжні значення </w:t>
-      </w:r>
-      <w:r>
-        <w:rPr>
-          <w:rFonts w:ascii="Times New Roman" w:eastAsia="Times New Roman" w:hAnsi="Times New Roman" w:cs="Times New Roman"/>
-          <w:sz w:val="28"/>
-          <w:szCs w:val="28"/>
-        </w:rPr>
-        <w:t xml:space="preserve">– </w:t>
-      </w:r>
-      <w:r>
-        <w:rPr>
-          <w:rFonts w:ascii="Times New Roman" w:eastAsia="Times New Roman" w:hAnsi="Times New Roman" w:cs="Times New Roman"/>
-          <w:sz w:val="28"/>
-          <w:szCs w:val="28"/>
-        </w:rPr>
-        <w:t>зважене середнє між ММ і BL.</w:t>
+        <w:t>Проміжні значення – зважене середнє між ММ і BL.</w:t>
       </w:r>
     </w:p>
     <w:p>
@@ -8284,6 +8145,7 @@
           <w:sz w:val="28"/>
           <w:szCs w:val="28"/>
         </w:rPr>
+        <w:lastRenderedPageBreak/>
         <w:t>Гермейєра</w:t>
       </w:r>
       <w:proofErr w:type="spellEnd"/>
@@ -8331,14 +8193,18 @@
         </w:rPr>
         <w:t xml:space="preserve"> по рядку. Для додатних результатів можна перейти до строго від’ємних (через зсув).</w:t>
       </w:r>
-      <w:r>
-        <w:rPr>
-          <w:rFonts w:ascii="Times New Roman" w:eastAsia="Times New Roman" w:hAnsi="Times New Roman" w:cs="Times New Roman"/>
-          <w:sz w:val="28"/>
-          <w:szCs w:val="28"/>
-        </w:rPr>
-        <w:br w:type="page"/>
-      </w:r>
+    </w:p>
+    <w:p>
+      <w:pPr>
+        <w:spacing w:after="0" w:line="360" w:lineRule="auto"/>
+        <w:ind w:left="709"/>
+        <w:jc w:val="both"/>
+        <w:rPr>
+          <w:rFonts w:ascii="Times New Roman" w:eastAsia="Times New Roman" w:hAnsi="Times New Roman" w:cs="Times New Roman"/>
+          <w:sz w:val="28"/>
+          <w:szCs w:val="28"/>
+        </w:rPr>
+      </w:pPr>
     </w:p>
     <w:p>
       <w:pPr>
@@ -8367,7 +8233,6 @@
           <w:sz w:val="28"/>
           <w:szCs w:val="28"/>
         </w:rPr>
-        <w:lastRenderedPageBreak/>
         <w:t>Навіщо застосовують похідні критерії прийняття рішень</w:t>
       </w:r>
     </w:p>
